--- a/Presupuestos/Informe_Presupuesto_2027_Hotel_Cumbria.docx
+++ b/Presupuestos/Informe_Presupuesto_2027_Hotel_Cumbria.docx
@@ -515,7 +515,7 @@
           <w:sz w:val="20"/>
           <w:szCs w:val="20"/>
         </w:rPr>
-        <w:t xml:space="preserve">816.591,50 €</w:t>
+        <w:t xml:space="preserve">992.145,45 €</w:t>
       </w:r>
       <w:r>
         <w:rPr>
@@ -982,7 +982,7 @@
                 <w:sz w:val="17"/>
                 <w:szCs w:val="17"/>
               </w:rPr>
-              <w:t xml:space="preserve">816.591,50 €</w:t>
+              <w:t xml:space="preserve">992.145,45 €</w:t>
             </w:r>
           </w:p>
         </w:tc>
@@ -1198,7 +1198,7 @@
                 <w:sz w:val="17"/>
                 <w:szCs w:val="17"/>
               </w:rPr>
-              <w:t xml:space="preserve">13.003</w:t>
+              <w:t xml:space="preserve">15.434</w:t>
             </w:r>
           </w:p>
         </w:tc>
@@ -1414,7 +1414,7 @@
                 <w:sz w:val="17"/>
                 <w:szCs w:val="17"/>
               </w:rPr>
-              <w:t xml:space="preserve">62,80 €</w:t>
+              <w:t xml:space="preserve">64,28 €</w:t>
             </w:r>
           </w:p>
         </w:tc>
@@ -1630,7 +1630,7 @@
                 <w:sz w:val="17"/>
                 <w:szCs w:val="17"/>
               </w:rPr>
-              <w:t xml:space="preserve">60,38%</w:t>
+              <w:t xml:space="preserve">71,67%</w:t>
             </w:r>
           </w:p>
         </w:tc>
@@ -1846,7 +1846,7 @@
                 <w:sz w:val="17"/>
                 <w:szCs w:val="17"/>
               </w:rPr>
-              <w:t xml:space="preserve">37,92 €</w:t>
+              <w:t xml:space="preserve">46,07 €</w:t>
             </w:r>
           </w:p>
         </w:tc>
@@ -3100,7 +3100,7 @@
           <w:sz w:val="20"/>
           <w:szCs w:val="20"/>
         </w:rPr>
-        <w:t xml:space="preserve">62,80 €</w:t>
+        <w:t xml:space="preserve">64,28 €</w:t>
       </w:r>
       <w:r>
         <w:rPr>
@@ -6749,7 +6749,7 @@
                 <w:sz w:val="17"/>
                 <w:szCs w:val="17"/>
               </w:rPr>
-              <w:t xml:space="preserve">816.591,50 €</w:t>
+              <w:t xml:space="preserve">992.145,45 €</w:t>
             </w:r>
           </w:p>
         </w:tc>
@@ -7282,7 +7282,7 @@
           <w:sz w:val="20"/>
           <w:szCs w:val="20"/>
         </w:rPr>
-        <w:t xml:space="preserve"> en variables de gestión diaria ejecutables por recepción y el departamento comercial:</w:t>
+        <w:t xml:space="preserve"> respecto a la Base 2026 en variables de gestión diaria sincronizadas al 100% con CapaSuite:</w:t>
       </w:r>
     </w:p>
     <w:tbl>
@@ -7450,7 +7450,7 @@
                 <w:sz w:val="18"/>
                 <w:szCs w:val="18"/>
               </w:rPr>
-              <w:t xml:space="preserve">Real 2025 (€)</w:t>
+              <w:t xml:space="preserve">Base 2026 (Ref) (€)</w:t>
             </w:r>
           </w:p>
         </w:tc>
@@ -7660,7 +7660,7 @@
                 <w:sz w:val="18"/>
                 <w:szCs w:val="18"/>
               </w:rPr>
-              <w:t xml:space="preserve">Variación vs 2025</w:t>
+              <w:t xml:space="preserve">Variación vs Base</w:t>
             </w:r>
           </w:p>
         </w:tc>
@@ -7806,7 +7806,7 @@
                 <w:sz w:val="17"/>
                 <w:szCs w:val="17"/>
               </w:rPr>
-              <w:t xml:space="preserve">43.121,00 €</w:t>
+              <w:t xml:space="preserve">47.394 €</w:t>
             </w:r>
           </w:p>
         </w:tc>
@@ -7841,7 +7841,7 @@
                 <w:sz w:val="17"/>
                 <w:szCs w:val="17"/>
               </w:rPr>
-              <w:t xml:space="preserve">46.355,08 €</w:t>
+              <w:t xml:space="preserve">50.949,00 €</w:t>
             </w:r>
           </w:p>
         </w:tc>
@@ -7876,7 +7876,7 @@
                 <w:sz w:val="17"/>
                 <w:szCs w:val="17"/>
               </w:rPr>
-              <w:t xml:space="preserve">791</w:t>
+              <w:t xml:space="preserve">938</w:t>
             </w:r>
           </w:p>
         </w:tc>
@@ -7911,7 +7911,7 @@
                 <w:sz w:val="17"/>
                 <w:szCs w:val="17"/>
               </w:rPr>
-              <w:t xml:space="preserve">58,62 €</w:t>
+              <w:t xml:space="preserve">54,34 €</w:t>
             </w:r>
           </w:p>
         </w:tc>
@@ -7946,7 +7946,7 @@
                 <w:sz w:val="17"/>
                 <w:szCs w:val="17"/>
               </w:rPr>
-              <w:t xml:space="preserve">43,2%</w:t>
+              <w:t xml:space="preserve">51,3%</w:t>
             </w:r>
           </w:p>
         </w:tc>
@@ -7981,7 +7981,7 @@
                 <w:sz w:val="17"/>
                 <w:szCs w:val="17"/>
               </w:rPr>
-              <w:t xml:space="preserve">25,34 €</w:t>
+              <w:t xml:space="preserve">27,86 €</w:t>
             </w:r>
           </w:p>
         </w:tc>
@@ -8016,7 +8016,7 @@
                 <w:sz w:val="17"/>
                 <w:szCs w:val="17"/>
               </w:rPr>
-              <w:t xml:space="preserve">+7,50%</w:t>
+              <w:t xml:space="preserve">+7,5%</w:t>
             </w:r>
           </w:p>
         </w:tc>
@@ -8162,7 +8162,7 @@
                 <w:sz w:val="17"/>
                 <w:szCs w:val="17"/>
               </w:rPr>
-              <w:t xml:space="preserve">42.183,00 €</w:t>
+              <w:t xml:space="preserve">48.078 €</w:t>
             </w:r>
           </w:p>
         </w:tc>
@@ -8197,7 +8197,7 @@
                 <w:sz w:val="17"/>
                 <w:szCs w:val="17"/>
               </w:rPr>
-              <w:t xml:space="preserve">45.346,73 €</w:t>
+              <w:t xml:space="preserve">51.684,00 €</w:t>
             </w:r>
           </w:p>
         </w:tc>
@@ -8232,7 +8232,7 @@
                 <w:sz w:val="17"/>
                 <w:szCs w:val="17"/>
               </w:rPr>
-              <w:t xml:space="preserve">797</w:t>
+              <w:t xml:space="preserve">943</w:t>
             </w:r>
           </w:p>
         </w:tc>
@@ -8267,7 +8267,7 @@
                 <w:sz w:val="17"/>
                 <w:szCs w:val="17"/>
               </w:rPr>
-              <w:t xml:space="preserve">56,90 €</w:t>
+              <w:t xml:space="preserve">54,83 €</w:t>
             </w:r>
           </w:p>
         </w:tc>
@@ -8302,7 +8302,7 @@
                 <w:sz w:val="17"/>
                 <w:szCs w:val="17"/>
               </w:rPr>
-              <w:t xml:space="preserve">48,2%</w:t>
+              <w:t xml:space="preserve">57,1%</w:t>
             </w:r>
           </w:p>
         </w:tc>
@@ -8337,7 +8337,7 @@
                 <w:sz w:val="17"/>
                 <w:szCs w:val="17"/>
               </w:rPr>
-              <w:t xml:space="preserve">27,45 €</w:t>
+              <w:t xml:space="preserve">31,29 €</w:t>
             </w:r>
           </w:p>
         </w:tc>
@@ -8372,7 +8372,7 @@
                 <w:sz w:val="17"/>
                 <w:szCs w:val="17"/>
               </w:rPr>
-              <w:t xml:space="preserve">+7,50%</w:t>
+              <w:t xml:space="preserve">+7,5%</w:t>
             </w:r>
           </w:p>
         </w:tc>
@@ -8518,7 +8518,7 @@
                 <w:sz w:val="17"/>
                 <w:szCs w:val="17"/>
               </w:rPr>
-              <w:t xml:space="preserve">45.587,00 €</w:t>
+              <w:t xml:space="preserve">69.417 €</w:t>
             </w:r>
           </w:p>
         </w:tc>
@@ -8553,7 +8553,7 @@
                 <w:sz w:val="17"/>
                 <w:szCs w:val="17"/>
               </w:rPr>
-              <w:t xml:space="preserve">49.006,03 €</w:t>
+              <w:t xml:space="preserve">74.623,00 €</w:t>
             </w:r>
           </w:p>
         </w:tc>
@@ -8588,7 +8588,7 @@
                 <w:sz w:val="17"/>
                 <w:szCs w:val="17"/>
               </w:rPr>
-              <w:t xml:space="preserve">846</w:t>
+              <w:t xml:space="preserve">1.171</w:t>
             </w:r>
           </w:p>
         </w:tc>
@@ -8623,7 +8623,7 @@
                 <w:sz w:val="17"/>
                 <w:szCs w:val="17"/>
               </w:rPr>
-              <w:t xml:space="preserve">57,96 €</w:t>
+              <w:t xml:space="preserve">63,72 €</w:t>
             </w:r>
           </w:p>
         </w:tc>
@@ -8658,7 +8658,7 @@
                 <w:sz w:val="17"/>
                 <w:szCs w:val="17"/>
               </w:rPr>
-              <w:t xml:space="preserve">46,3%</w:t>
+              <w:t xml:space="preserve">64,0%</w:t>
             </w:r>
           </w:p>
         </w:tc>
@@ -8693,7 +8693,7 @@
                 <w:sz w:val="17"/>
                 <w:szCs w:val="17"/>
               </w:rPr>
-              <w:t xml:space="preserve">26,79 €</w:t>
+              <w:t xml:space="preserve">40,80 €</w:t>
             </w:r>
           </w:p>
         </w:tc>
@@ -8728,7 +8728,7 @@
                 <w:sz w:val="17"/>
                 <w:szCs w:val="17"/>
               </w:rPr>
-              <w:t xml:space="preserve">+7,50%</w:t>
+              <w:t xml:space="preserve">+7,5%</w:t>
             </w:r>
           </w:p>
         </w:tc>
@@ -8874,7 +8874,7 @@
                 <w:sz w:val="17"/>
                 <w:szCs w:val="17"/>
               </w:rPr>
-              <w:t xml:space="preserve">57.792,00 €</w:t>
+              <w:t xml:space="preserve">84.283 €</w:t>
             </w:r>
           </w:p>
         </w:tc>
@@ -8909,7 +8909,7 @@
                 <w:sz w:val="17"/>
                 <w:szCs w:val="17"/>
               </w:rPr>
-              <w:t xml:space="preserve">62.126,40 €</w:t>
+              <w:t xml:space="preserve">90.604,00 €</w:t>
             </w:r>
           </w:p>
         </w:tc>
@@ -8944,7 +8944,7 @@
                 <w:sz w:val="17"/>
                 <w:szCs w:val="17"/>
               </w:rPr>
-              <w:t xml:space="preserve">951</w:t>
+              <w:t xml:space="preserve">1.332</w:t>
             </w:r>
           </w:p>
         </w:tc>
@@ -8979,7 +8979,7 @@
                 <w:sz w:val="17"/>
                 <w:szCs w:val="17"/>
               </w:rPr>
-              <w:t xml:space="preserve">65,33 €</w:t>
+              <w:t xml:space="preserve">68,01 €</w:t>
             </w:r>
           </w:p>
         </w:tc>
@@ -9014,7 +9014,7 @@
                 <w:sz w:val="17"/>
                 <w:szCs w:val="17"/>
               </w:rPr>
-              <w:t xml:space="preserve">53,7%</w:t>
+              <w:t xml:space="preserve">75,3%</w:t>
             </w:r>
           </w:p>
         </w:tc>
@@ -9049,7 +9049,7 @@
                 <w:sz w:val="17"/>
                 <w:szCs w:val="17"/>
               </w:rPr>
-              <w:t xml:space="preserve">35,10 €</w:t>
+              <w:t xml:space="preserve">51,19 €</w:t>
             </w:r>
           </w:p>
         </w:tc>
@@ -9084,7 +9084,7 @@
                 <w:sz w:val="17"/>
                 <w:szCs w:val="17"/>
               </w:rPr>
-              <w:t xml:space="preserve">+7,50%</w:t>
+              <w:t xml:space="preserve">+7,5%</w:t>
             </w:r>
           </w:p>
         </w:tc>
@@ -9230,7 +9230,7 @@
                 <w:sz w:val="17"/>
                 <w:szCs w:val="17"/>
               </w:rPr>
-              <w:t xml:space="preserve">107.674,00 €</w:t>
+              <w:t xml:space="preserve">100.064 €</w:t>
             </w:r>
           </w:p>
         </w:tc>
@@ -9265,7 +9265,7 @@
                 <w:sz w:val="17"/>
                 <w:szCs w:val="17"/>
               </w:rPr>
-              <w:t xml:space="preserve">115.749,55 €</w:t>
+              <w:t xml:space="preserve">107.569,00 €</w:t>
             </w:r>
           </w:p>
         </w:tc>
@@ -9300,7 +9300,7 @@
                 <w:sz w:val="17"/>
                 <w:szCs w:val="17"/>
               </w:rPr>
-              <w:t xml:space="preserve">1.401</w:t>
+              <w:t xml:space="preserve">1.523</w:t>
             </w:r>
           </w:p>
         </w:tc>
@@ -9335,7 +9335,7 @@
                 <w:sz w:val="17"/>
                 <w:szCs w:val="17"/>
               </w:rPr>
-              <w:t xml:space="preserve">82,59 €</w:t>
+              <w:t xml:space="preserve">70,65 €</w:t>
             </w:r>
           </w:p>
         </w:tc>
@@ -9370,7 +9370,7 @@
                 <w:sz w:val="17"/>
                 <w:szCs w:val="17"/>
               </w:rPr>
-              <w:t xml:space="preserve">76,6%</w:t>
+              <w:t xml:space="preserve">83,3%</w:t>
             </w:r>
           </w:p>
         </w:tc>
@@ -9405,7 +9405,7 @@
                 <w:sz w:val="17"/>
                 <w:szCs w:val="17"/>
               </w:rPr>
-              <w:t xml:space="preserve">63,29 €</w:t>
+              <w:t xml:space="preserve">58,81 €</w:t>
             </w:r>
           </w:p>
         </w:tc>
@@ -9440,7 +9440,7 @@
                 <w:sz w:val="17"/>
                 <w:szCs w:val="17"/>
               </w:rPr>
-              <w:t xml:space="preserve">+7,50%</w:t>
+              <w:t xml:space="preserve">+7,5%</w:t>
             </w:r>
           </w:p>
         </w:tc>
@@ -9586,7 +9586,7 @@
                 <w:sz w:val="17"/>
                 <w:szCs w:val="17"/>
               </w:rPr>
-              <w:t xml:space="preserve">63.936,00 €</w:t>
+              <w:t xml:space="preserve">77.802 €</w:t>
             </w:r>
           </w:p>
         </w:tc>
@@ -9621,7 +9621,7 @@
                 <w:sz w:val="17"/>
                 <w:szCs w:val="17"/>
               </w:rPr>
-              <w:t xml:space="preserve">68.731,20 €</w:t>
+              <w:t xml:space="preserve">83.637,00 €</w:t>
             </w:r>
           </w:p>
         </w:tc>
@@ -9656,7 +9656,7 @@
                 <w:sz w:val="17"/>
                 <w:szCs w:val="17"/>
               </w:rPr>
-              <w:t xml:space="preserve">1.170</w:t>
+              <w:t xml:space="preserve">1.351</w:t>
             </w:r>
           </w:p>
         </w:tc>
@@ -9691,7 +9691,7 @@
                 <w:sz w:val="17"/>
                 <w:szCs w:val="17"/>
               </w:rPr>
-              <w:t xml:space="preserve">58,74 €</w:t>
+              <w:t xml:space="preserve">61,91 €</w:t>
             </w:r>
           </w:p>
         </w:tc>
@@ -9726,7 +9726,7 @@
                 <w:sz w:val="17"/>
                 <w:szCs w:val="17"/>
               </w:rPr>
-              <w:t xml:space="preserve">66,1%</w:t>
+              <w:t xml:space="preserve">76,3%</w:t>
             </w:r>
           </w:p>
         </w:tc>
@@ -9761,7 +9761,7 @@
                 <w:sz w:val="17"/>
                 <w:szCs w:val="17"/>
               </w:rPr>
-              <w:t xml:space="preserve">38,83 €</w:t>
+              <w:t xml:space="preserve">47,25 €</w:t>
             </w:r>
           </w:p>
         </w:tc>
@@ -9796,7 +9796,7 @@
                 <w:sz w:val="17"/>
                 <w:szCs w:val="17"/>
               </w:rPr>
-              <w:t xml:space="preserve">+7,50%</w:t>
+              <w:t xml:space="preserve">+7,5%</w:t>
             </w:r>
           </w:p>
         </w:tc>
@@ -9942,7 +9942,7 @@
                 <w:sz w:val="17"/>
                 <w:szCs w:val="17"/>
               </w:rPr>
-              <w:t xml:space="preserve">67.294,00 €</w:t>
+              <w:t xml:space="preserve">76.405 €</w:t>
             </w:r>
           </w:p>
         </w:tc>
@@ -9977,7 +9977,7 @@
                 <w:sz w:val="17"/>
                 <w:szCs w:val="17"/>
               </w:rPr>
-              <w:t xml:space="preserve">72.341,05 €</w:t>
+              <w:t xml:space="preserve">82.135,00 €</w:t>
             </w:r>
           </w:p>
         </w:tc>
@@ -10012,7 +10012,7 @@
                 <w:sz w:val="17"/>
                 <w:szCs w:val="17"/>
               </w:rPr>
-              <w:t xml:space="preserve">1.097</w:t>
+              <w:t xml:space="preserve">1.387</w:t>
             </w:r>
           </w:p>
         </w:tc>
@@ -10047,7 +10047,7 @@
                 <w:sz w:val="17"/>
                 <w:szCs w:val="17"/>
               </w:rPr>
-              <w:t xml:space="preserve">65,97 €</w:t>
+              <w:t xml:space="preserve">59,21 €</w:t>
             </w:r>
           </w:p>
         </w:tc>
@@ -10082,7 +10082,7 @@
                 <w:sz w:val="17"/>
                 <w:szCs w:val="17"/>
               </w:rPr>
-              <w:t xml:space="preserve">60,0%</w:t>
+              <w:t xml:space="preserve">75,8%</w:t>
             </w:r>
           </w:p>
         </w:tc>
@@ -10117,7 +10117,7 @@
                 <w:sz w:val="17"/>
                 <w:szCs w:val="17"/>
               </w:rPr>
-              <w:t xml:space="preserve">39,55 €</w:t>
+              <w:t xml:space="preserve">44,91 €</w:t>
             </w:r>
           </w:p>
         </w:tc>
@@ -10152,7 +10152,7 @@
                 <w:sz w:val="17"/>
                 <w:szCs w:val="17"/>
               </w:rPr>
-              <w:t xml:space="preserve">+7,50%</w:t>
+              <w:t xml:space="preserve">+7,5%</w:t>
             </w:r>
           </w:p>
         </w:tc>
@@ -10298,7 +10298,7 @@
                 <w:sz w:val="17"/>
                 <w:szCs w:val="17"/>
               </w:rPr>
-              <w:t xml:space="preserve">56.588,00 €</w:t>
+              <w:t xml:space="preserve">75.141 €</w:t>
             </w:r>
           </w:p>
         </w:tc>
@@ -10333,7 +10333,7 @@
                 <w:sz w:val="17"/>
                 <w:szCs w:val="17"/>
               </w:rPr>
-              <w:t xml:space="preserve">60.832,10 €</w:t>
+              <w:t xml:space="preserve">80.777,00 €</w:t>
             </w:r>
           </w:p>
         </w:tc>
@@ -10368,7 +10368,7 @@
                 <w:sz w:val="17"/>
                 <w:szCs w:val="17"/>
               </w:rPr>
-              <w:t xml:space="preserve">993</w:t>
+              <w:t xml:space="preserve">1.432</w:t>
             </w:r>
           </w:p>
         </w:tc>
@@ -10403,7 +10403,7 @@
                 <w:sz w:val="17"/>
                 <w:szCs w:val="17"/>
               </w:rPr>
-              <w:t xml:space="preserve">61,24 €</w:t>
+              <w:t xml:space="preserve">56,42 €</w:t>
             </w:r>
           </w:p>
         </w:tc>
@@ -10438,7 +10438,7 @@
                 <w:sz w:val="17"/>
                 <w:szCs w:val="17"/>
               </w:rPr>
-              <w:t xml:space="preserve">54,3%</w:t>
+              <w:t xml:space="preserve">78,3%</w:t>
             </w:r>
           </w:p>
         </w:tc>
@@ -10473,7 +10473,7 @@
                 <w:sz w:val="17"/>
                 <w:szCs w:val="17"/>
               </w:rPr>
-              <w:t xml:space="preserve">33,26 €</w:t>
+              <w:t xml:space="preserve">44,16 €</w:t>
             </w:r>
           </w:p>
         </w:tc>
@@ -10508,7 +10508,7 @@
                 <w:sz w:val="17"/>
                 <w:szCs w:val="17"/>
               </w:rPr>
-              <w:t xml:space="preserve">+7,50%</w:t>
+              <w:t xml:space="preserve">+7,5%</w:t>
             </w:r>
           </w:p>
         </w:tc>
@@ -10654,7 +10654,7 @@
                 <w:sz w:val="17"/>
                 <w:szCs w:val="17"/>
               </w:rPr>
-              <w:t xml:space="preserve">67.184,00 €</w:t>
+              <w:t xml:space="preserve">77.986 €</w:t>
             </w:r>
           </w:p>
         </w:tc>
@@ -10689,7 +10689,7 @@
                 <w:sz w:val="17"/>
                 <w:szCs w:val="17"/>
               </w:rPr>
-              <w:t xml:space="preserve">72.222,80 €</w:t>
+              <w:t xml:space="preserve">83.835,00 €</w:t>
             </w:r>
           </w:p>
         </w:tc>
@@ -10724,7 +10724,7 @@
                 <w:sz w:val="17"/>
                 <w:szCs w:val="17"/>
               </w:rPr>
-              <w:t xml:space="preserve">1.163</w:t>
+              <w:t xml:space="preserve">1.354</w:t>
             </w:r>
           </w:p>
         </w:tc>
@@ -10759,7 +10759,7 @@
                 <w:sz w:val="17"/>
                 <w:szCs w:val="17"/>
               </w:rPr>
-              <w:t xml:space="preserve">62,11 €</w:t>
+              <w:t xml:space="preserve">61,91 €</w:t>
             </w:r>
           </w:p>
         </w:tc>
@@ -10794,7 +10794,7 @@
                 <w:sz w:val="17"/>
                 <w:szCs w:val="17"/>
               </w:rPr>
-              <w:t xml:space="preserve">65,7%</w:t>
+              <w:t xml:space="preserve">76,5%</w:t>
             </w:r>
           </w:p>
         </w:tc>
@@ -10829,7 +10829,7 @@
                 <w:sz w:val="17"/>
                 <w:szCs w:val="17"/>
               </w:rPr>
-              <w:t xml:space="preserve">40,80 €</w:t>
+              <w:t xml:space="preserve">47,36 €</w:t>
             </w:r>
           </w:p>
         </w:tc>
@@ -10864,7 +10864,7 @@
                 <w:sz w:val="17"/>
                 <w:szCs w:val="17"/>
               </w:rPr>
-              <w:t xml:space="preserve">+7,50%</w:t>
+              <w:t xml:space="preserve">+7,5%</w:t>
             </w:r>
           </w:p>
         </w:tc>
@@ -11010,7 +11010,7 @@
                 <w:sz w:val="17"/>
                 <w:szCs w:val="17"/>
               </w:rPr>
-              <w:t xml:space="preserve">84.528,00 €</w:t>
+              <w:t xml:space="preserve">100.585 €</w:t>
             </w:r>
           </w:p>
         </w:tc>
@@ -11045,7 +11045,7 @@
                 <w:sz w:val="17"/>
                 <w:szCs w:val="17"/>
               </w:rPr>
-              <w:t xml:space="preserve">90.867,60 €</w:t>
+              <w:t xml:space="preserve">108.129,00 €</w:t>
             </w:r>
           </w:p>
         </w:tc>
@@ -11080,7 +11080,7 @@
                 <w:sz w:val="17"/>
                 <w:szCs w:val="17"/>
               </w:rPr>
-              <w:t xml:space="preserve">1.483</w:t>
+              <w:t xml:space="preserve">1.618</w:t>
             </w:r>
           </w:p>
         </w:tc>
@@ -11115,7 +11115,7 @@
                 <w:sz w:val="17"/>
                 <w:szCs w:val="17"/>
               </w:rPr>
-              <w:t xml:space="preserve">61,26 €</w:t>
+              <w:t xml:space="preserve">66,84 €</w:t>
             </w:r>
           </w:p>
         </w:tc>
@@ -11150,7 +11150,7 @@
                 <w:sz w:val="17"/>
                 <w:szCs w:val="17"/>
               </w:rPr>
-              <w:t xml:space="preserve">81,1%</w:t>
+              <w:t xml:space="preserve">88,5%</w:t>
             </w:r>
           </w:p>
         </w:tc>
@@ -11185,7 +11185,7 @@
                 <w:sz w:val="17"/>
                 <w:szCs w:val="17"/>
               </w:rPr>
-              <w:t xml:space="preserve">49,68 €</w:t>
+              <w:t xml:space="preserve">59,12 €</w:t>
             </w:r>
           </w:p>
         </w:tc>
@@ -11220,7 +11220,7 @@
                 <w:sz w:val="17"/>
                 <w:szCs w:val="17"/>
               </w:rPr>
-              <w:t xml:space="preserve">+7,50%</w:t>
+              <w:t xml:space="preserve">+7,5%</w:t>
             </w:r>
           </w:p>
         </w:tc>
@@ -11366,7 +11366,7 @@
                 <w:sz w:val="17"/>
                 <w:szCs w:val="17"/>
               </w:rPr>
-              <w:t xml:space="preserve">67.196,00 €</w:t>
+              <w:t xml:space="preserve">88.135 €</w:t>
             </w:r>
           </w:p>
         </w:tc>
@@ -11401,7 +11401,7 @@
                 <w:sz w:val="17"/>
                 <w:szCs w:val="17"/>
               </w:rPr>
-              <w:t xml:space="preserve">72.235,70 €</w:t>
+              <w:t xml:space="preserve">94.745,00 €</w:t>
             </w:r>
           </w:p>
         </w:tc>
@@ -11436,7 +11436,7 @@
                 <w:sz w:val="17"/>
                 <w:szCs w:val="17"/>
               </w:rPr>
-              <w:t xml:space="preserve">1.255</w:t>
+              <w:t xml:space="preserve">1.266</w:t>
             </w:r>
           </w:p>
         </w:tc>
@@ -11471,7 +11471,7 @@
                 <w:sz w:val="17"/>
                 <w:szCs w:val="17"/>
               </w:rPr>
-              <w:t xml:space="preserve">57,56 €</w:t>
+              <w:t xml:space="preserve">74,83 €</w:t>
             </w:r>
           </w:p>
         </w:tc>
@@ -11506,7 +11506,7 @@
                 <w:sz w:val="17"/>
                 <w:szCs w:val="17"/>
               </w:rPr>
-              <w:t xml:space="preserve">70,9%</w:t>
+              <w:t xml:space="preserve">71,5%</w:t>
             </w:r>
           </w:p>
         </w:tc>
@@ -11541,7 +11541,7 @@
                 <w:sz w:val="17"/>
                 <w:szCs w:val="17"/>
               </w:rPr>
-              <w:t xml:space="preserve">40,81 €</w:t>
+              <w:t xml:space="preserve">53,53 €</w:t>
             </w:r>
           </w:p>
         </w:tc>
@@ -11576,7 +11576,7 @@
                 <w:sz w:val="17"/>
                 <w:szCs w:val="17"/>
               </w:rPr>
-              <w:t xml:space="preserve">+7,50%</w:t>
+              <w:t xml:space="preserve">+7,5%</w:t>
             </w:r>
           </w:p>
         </w:tc>
@@ -11722,7 +11722,7 @@
                 <w:sz w:val="17"/>
                 <w:szCs w:val="17"/>
               </w:rPr>
-              <w:t xml:space="preserve">56.537,00 €</w:t>
+              <w:t xml:space="preserve">77.636 €</w:t>
             </w:r>
           </w:p>
         </w:tc>
@@ -11757,7 +11757,7 @@
                 <w:sz w:val="17"/>
                 <w:szCs w:val="17"/>
               </w:rPr>
-              <w:t xml:space="preserve">60.777,26 €</w:t>
+              <w:t xml:space="preserve">83.459,00 €</w:t>
             </w:r>
           </w:p>
         </w:tc>
@@ -11792,7 +11792,7 @@
                 <w:sz w:val="17"/>
                 <w:szCs w:val="17"/>
               </w:rPr>
-              <w:t xml:space="preserve">1.056</w:t>
+              <w:t xml:space="preserve">1.119</w:t>
             </w:r>
           </w:p>
         </w:tc>
@@ -11827,7 +11827,7 @@
                 <w:sz w:val="17"/>
                 <w:szCs w:val="17"/>
               </w:rPr>
-              <w:t xml:space="preserve">57,53 €</w:t>
+              <w:t xml:space="preserve">74,56 €</w:t>
             </w:r>
           </w:p>
         </w:tc>
@@ -11862,7 +11862,7 @@
                 <w:sz w:val="17"/>
                 <w:szCs w:val="17"/>
               </w:rPr>
-              <w:t xml:space="preserve">57,7%</w:t>
+              <w:t xml:space="preserve">61,2%</w:t>
             </w:r>
           </w:p>
         </w:tc>
@@ -11897,7 +11897,7 @@
                 <w:sz w:val="17"/>
                 <w:szCs w:val="17"/>
               </w:rPr>
-              <w:t xml:space="preserve">33,23 €</w:t>
+              <w:t xml:space="preserve">45,63 €</w:t>
             </w:r>
           </w:p>
         </w:tc>
@@ -11932,7 +11932,7 @@
                 <w:sz w:val="17"/>
                 <w:szCs w:val="17"/>
               </w:rPr>
-              <w:t xml:space="preserve">+7,50%</w:t>
+              <w:t xml:space="preserve">+7,5%</w:t>
             </w:r>
           </w:p>
         </w:tc>
@@ -12078,7 +12078,7 @@
                 <w:sz w:val="17"/>
                 <w:szCs w:val="17"/>
               </w:rPr>
-              <w:t xml:space="preserve">759.620,00 €</w:t>
+              <w:t xml:space="preserve">922.926 €</w:t>
             </w:r>
           </w:p>
         </w:tc>
@@ -12113,7 +12113,7 @@
                 <w:sz w:val="17"/>
                 <w:szCs w:val="17"/>
               </w:rPr>
-              <w:t xml:space="preserve">816.591,50 €</w:t>
+              <w:t xml:space="preserve">992.145,45 €</w:t>
             </w:r>
           </w:p>
         </w:tc>
@@ -12148,7 +12148,7 @@
                 <w:sz w:val="17"/>
                 <w:szCs w:val="17"/>
               </w:rPr>
-              <w:t xml:space="preserve">13.003</w:t>
+              <w:t xml:space="preserve">15.434</w:t>
             </w:r>
           </w:p>
         </w:tc>
@@ -12183,7 +12183,7 @@
                 <w:sz w:val="17"/>
                 <w:szCs w:val="17"/>
               </w:rPr>
-              <w:t xml:space="preserve">62,80 €</w:t>
+              <w:t xml:space="preserve">64,28 €</w:t>
             </w:r>
           </w:p>
         </w:tc>
@@ -12218,7 +12218,7 @@
                 <w:sz w:val="17"/>
                 <w:szCs w:val="17"/>
               </w:rPr>
-              <w:t xml:space="preserve">60,38%</w:t>
+              <w:t xml:space="preserve">71,67%</w:t>
             </w:r>
           </w:p>
         </w:tc>
@@ -12253,7 +12253,7 @@
                 <w:sz w:val="17"/>
                 <w:szCs w:val="17"/>
               </w:rPr>
-              <w:t xml:space="preserve">37,92 €</w:t>
+              <w:t xml:space="preserve">46,07 €</w:t>
             </w:r>
           </w:p>
         </w:tc>
@@ -12288,7 +12288,7 @@
                 <w:sz w:val="17"/>
                 <w:szCs w:val="17"/>
               </w:rPr>
-              <w:t xml:space="preserve">+7,50%</w:t>
+              <w:t xml:space="preserve">+7,5%</w:t>
             </w:r>
           </w:p>
         </w:tc>
@@ -12298,6 +12298,24 @@
       <w:pPr>
         <w:spacing w:after="120" w:before="100"/>
       </w:pPr>
+    </w:p>
+    <w:p>
+      <w:pPr>
+        <w:spacing w:after="60" w:before="60"/>
+      </w:pPr>
+      <w:r>
+        <w:rPr>
+          <w:rFonts w:ascii="Calibri" w:cs="Calibri" w:eastAsia="Calibri" w:hAnsi="Calibri"/>
+          <w:b w:val="false"/>
+          <w:bCs w:val="false"/>
+          <w:i/>
+          <w:iCs/>
+          <w:color w:val="334155"/>
+          <w:sz w:val="20"/>
+          <w:szCs w:val="20"/>
+        </w:rPr>
+        <w:t xml:space="preserve">(Nota de Coherencia Oficial: Las cifras mensuales y anuales coinciden con la Opción B (Lógica de Mercado) de la Calculadora de Presupuestos de CapaSuite, aprobada para Dirección).</w:t>
+      </w:r>
     </w:p>
     <w:p>
       <w:pPr>
@@ -16222,7 +16240,7 @@
                 <w:sz w:val="17"/>
                 <w:szCs w:val="17"/>
               </w:rPr>
-              <w:t xml:space="preserve">13.003</w:t>
+              <w:t xml:space="preserve">15.434</w:t>
             </w:r>
           </w:p>
         </w:tc>
@@ -16733,7 +16751,7 @@
           <w:sz w:val="20"/>
           <w:szCs w:val="20"/>
         </w:rPr>
-        <w:t xml:space="preserve">816.591,50 € para el ejercicio 2027</w:t>
+        <w:t xml:space="preserve">992.145,45 € para el ejercicio 2027</w:t>
       </w:r>
       <w:r>
         <w:rPr>
@@ -17052,7 +17070,7 @@
           <w:sz w:val="20"/>
           <w:szCs w:val="20"/>
         </w:rPr>
-        <w:t xml:space="preserve">60,38%</w:t>
+        <w:t xml:space="preserve">71,67%</w:t>
       </w:r>
       <w:r>
         <w:rPr>
@@ -17144,7 +17162,7 @@
           <w:sz w:val="20"/>
           <w:szCs w:val="20"/>
         </w:rPr>
-        <w:t xml:space="preserve">62,80 €</w:t>
+        <w:t xml:space="preserve">64,28 €</w:t>
       </w:r>
       <w:r>
         <w:rPr>

--- a/Presupuestos/Informe_Presupuesto_2027_Hotel_Cumbria.docx
+++ b/Presupuestos/Informe_Presupuesto_2027_Hotel_Cumbria.docx
@@ -3737,7 +3737,7 @@
                 <w:sz w:val="17"/>
                 <w:szCs w:val="17"/>
               </w:rPr>
-              <w:t xml:space="preserve">46.355,08 €</w:t>
+              <w:t xml:space="preserve">50.949,00 €</w:t>
             </w:r>
           </w:p>
         </w:tc>
@@ -3988,7 +3988,7 @@
                 <w:sz w:val="17"/>
                 <w:szCs w:val="17"/>
               </w:rPr>
-              <w:t xml:space="preserve">45.346,73 €</w:t>
+              <w:t xml:space="preserve">51.684,00 €</w:t>
             </w:r>
           </w:p>
         </w:tc>
@@ -4239,7 +4239,7 @@
                 <w:sz w:val="17"/>
                 <w:szCs w:val="17"/>
               </w:rPr>
-              <w:t xml:space="preserve">49.006,03 €</w:t>
+              <w:t xml:space="preserve">74.623,00 €</w:t>
             </w:r>
           </w:p>
         </w:tc>
@@ -4490,7 +4490,7 @@
                 <w:sz w:val="17"/>
                 <w:szCs w:val="17"/>
               </w:rPr>
-              <w:t xml:space="preserve">62.126,40 €</w:t>
+              <w:t xml:space="preserve">90.604,00 €</w:t>
             </w:r>
           </w:p>
         </w:tc>
@@ -4741,7 +4741,7 @@
                 <w:sz w:val="17"/>
                 <w:szCs w:val="17"/>
               </w:rPr>
-              <w:t xml:space="preserve">115.749,55 €</w:t>
+              <w:t xml:space="preserve">107.569,00 €</w:t>
             </w:r>
           </w:p>
         </w:tc>
@@ -4776,7 +4776,7 @@
                 <w:sz w:val="17"/>
                 <w:szCs w:val="17"/>
               </w:rPr>
-              <w:t xml:space="preserve">Pico anual absoluto: Máxima concentración de eventos, ADR a 82,59 €.</w:t>
+              <w:t xml:space="preserve">Pico anual absoluto: Máxima concentración de eventos, ADR a 70,65 €.</w:t>
             </w:r>
           </w:p>
         </w:tc>
@@ -4992,7 +4992,7 @@
                 <w:sz w:val="17"/>
                 <w:szCs w:val="17"/>
               </w:rPr>
-              <w:t xml:space="preserve">68.731,20 €</w:t>
+              <w:t xml:space="preserve">83.637,00 €</w:t>
             </w:r>
           </w:p>
         </w:tc>
@@ -5243,7 +5243,7 @@
                 <w:sz w:val="17"/>
                 <w:szCs w:val="17"/>
               </w:rPr>
-              <w:t xml:space="preserve">72.341,05 €</w:t>
+              <w:t xml:space="preserve">82.135,00 €</w:t>
             </w:r>
           </w:p>
         </w:tc>
@@ -5494,7 +5494,7 @@
                 <w:sz w:val="17"/>
                 <w:szCs w:val="17"/>
               </w:rPr>
-              <w:t xml:space="preserve">60.832,10 €</w:t>
+              <w:t xml:space="preserve">80.777,00 €</w:t>
             </w:r>
           </w:p>
         </w:tc>
@@ -5745,7 +5745,7 @@
                 <w:sz w:val="17"/>
                 <w:szCs w:val="17"/>
               </w:rPr>
-              <w:t xml:space="preserve">72.222,80 €</w:t>
+              <w:t xml:space="preserve">83.835,00 €</w:t>
             </w:r>
           </w:p>
         </w:tc>
@@ -5996,7 +5996,7 @@
                 <w:sz w:val="17"/>
                 <w:szCs w:val="17"/>
               </w:rPr>
-              <w:t xml:space="preserve">90.867,60 €</w:t>
+              <w:t xml:space="preserve">108.129,00 €</w:t>
             </w:r>
           </w:p>
         </w:tc>
@@ -6031,7 +6031,7 @@
                 <w:sz w:val="17"/>
                 <w:szCs w:val="17"/>
               </w:rPr>
-              <w:t xml:space="preserve">Segundo pilar del hotel: Alta ocupación (81,1%) y congresos técnicos.</w:t>
+              <w:t xml:space="preserve">Segundo pilar del hotel: Alta ocupación (88,5%) y congresos técnicos.</w:t>
             </w:r>
           </w:p>
         </w:tc>
@@ -6247,7 +6247,7 @@
                 <w:sz w:val="17"/>
                 <w:szCs w:val="17"/>
               </w:rPr>
-              <w:t xml:space="preserve">72.235,70 €</w:t>
+              <w:t xml:space="preserve">94.745,00 €</w:t>
             </w:r>
           </w:p>
         </w:tc>
@@ -6498,7 +6498,7 @@
                 <w:sz w:val="17"/>
                 <w:szCs w:val="17"/>
               </w:rPr>
-              <w:t xml:space="preserve">60.777,26 €</w:t>
+              <w:t xml:space="preserve">83.459,00 €</w:t>
             </w:r>
           </w:p>
         </w:tc>
@@ -6784,7 +6784,7 @@
                 <w:sz w:val="17"/>
                 <w:szCs w:val="17"/>
               </w:rPr>
-              <w:t xml:space="preserve">Primer Presupuesto Oficial: Crecimiento neto +7,50% (+56.971,50 €).</w:t>
+              <w:t xml:space="preserve">Primer Presupuesto Oficial: Crecimiento neto +7,50% (+69.219,45 €).</w:t>
             </w:r>
           </w:p>
         </w:tc>
